--- a/pflege/download/studien-aktuell.docx
+++ b/pflege/download/studien-aktuell.docx
@@ -62,7 +62,7 @@
           <w:color w:val="666666"/>
           <w:sz w:val="18"/>
         </w:rPr>
-        <w:t>Stand: 05.10.2026  |  6 Studien  |  pflege.m-vf.de</w:t>
+        <w:t>Stand: 23.10.2026  |  6 Studien  |  pflege.m-vf.de</w:t>
       </w:r>
     </w:p>
     <w:p>
@@ -70,7 +70,7 @@
         <w:pStyle w:val="Heading1"/>
       </w:pPr>
       <w:r>
-        <w:t>Aufgenommen am 05.10.2026</w:t>
+        <w:t>Aufgenommen am 23.10.2026</w:t>
       </w:r>
     </w:p>
     <w:p>
@@ -78,7 +78,7 @@
         <w:pStyle w:val="Heading2"/>
       </w:pPr>
       <w:r>
-        <w:t>Psychische Belastung bei Pflegekräften in Langzeitversorgung: Digitales Stufenprogramm reduziert Angst und Depression</w:t>
+        <w:t>Demenz-Rehabilitationsprogramm mit Angehörigenunterstützung: Was bewirkt es für pflegende Angehörige?</w:t>
       </w:r>
     </w:p>
     <w:p>
@@ -88,12 +88,12 @@
           <w:color w:val="666666"/>
           <w:sz w:val="18"/>
         </w:rPr>
-        <w:t>González-Spinoglio L et al.  ·  Depress Anxiety  ·  02.10.2026  ·  PMID 42829513</w:t>
+        <w:t>Conradsson M et al.  ·  BMC Geriatr  ·  21.10.2026  ·  PMID 42907949</w:t>
       </w:r>
     </w:p>
     <w:p>
       <w:r>
-        <w:t>Randomisierte Studie an 165 Langzeitpflegekräften (Heime und ambulante Dienste) mit psychischer Belastung, die ein WHO-basiertes digitales Stufenprogramm (DWM/PM+) erhielten versus Standard-Psychologische Erste Hilfe.</w:t>
+        <w:t>Randomisierte Pilotstudie zu einem 20-wöchigen multiprofessionellen Rehabilitationsprogramm für Menschen mit Demenz im häuslichen Bereich, kombiniert mit Unterstützung und Schulung für pflegende Angehörige (Belastung, depressive Symptome, Lebensqualität).</w:t>
       </w:r>
     </w:p>
     <w:p>
@@ -104,7 +104,7 @@
         <w:t xml:space="preserve">Ergebnis: </w:t>
       </w:r>
       <w:r>
-        <w:t>Interventionsgruppe zeigte nach 21 Wochen signifikant niedrigere depressive und Angststörungssymptome (mittlere Differenz 4,2, 95%-KI 1,1–7,3; Effektstärke 0,8, p&lt;0,05). Sekundäre Outcomes (PHQ-9, GAD-7, PTBS) ebenfalls signifikant verbessert, HR-QoL ohne Unterschied.</w:t>
+        <w:t>95 % der Angehörigen berichteten nach den Gruppenveranstaltungen gestiegenes Wissen über Unterstützung der Erkrankten (20/21), 90 % verbesserte Bewältigungsstrategien. In Caregiver Burden Scale und Geriatric Depression Scale keine signifikanten Unterschiede zwischen Interventions- und Kontrollgruppe, aber Unterschiede in Lebensqualitäts-Subskalen zugunsten der Kontrolle in Monaten 24 und 36. Intervention zeigt gute Teilnahmefähigkeit (100 % Baseline-Assessment, 87 % bei Follow-ups).</w:t>
       </w:r>
     </w:p>
     <w:p>
@@ -119,7 +119,7 @@
         <w:rPr>
           <w:sz w:val="19"/>
         </w:rPr>
-        <w:t>Spanien (Katalonien), Pflegekräfte in Langzeiteinrichtungen; vergleichbare EU-Rahmenbedingungen.</w:t>
+        <w:t>Schweden, vergleichbare Langzeitpflege-Strukturen und Versicherungssystem</w:t>
       </w:r>
     </w:p>
     <w:p>
@@ -128,7 +128,7 @@
           <w:color w:val="5A7D3A"/>
           <w:sz w:val="18"/>
         </w:rPr>
-        <w:t>https://pubmed.ncbi.nlm.nih.gov/42829513/</w:t>
+        <w:t>https://pubmed.ncbi.nlm.nih.gov/42907949/</w:t>
       </w:r>
     </w:p>
     <w:p>
@@ -136,7 +136,7 @@
         <w:pStyle w:val="Heading2"/>
       </w:pPr>
       <w:r>
-        <w:t>Präventive Hausbesuche für ältere Menschen: Welche Partner arbeiten Besuchsteams ein?</w:t>
+        <w:t>Personalisierte Pflegepläne zur Ernährung: weniger Wundinfektionen, kürzerer Krankenhausaufenthalt</w:t>
       </w:r>
     </w:p>
     <w:p>
@@ -146,12 +146,12 @@
           <w:color w:val="666666"/>
           <w:sz w:val="18"/>
         </w:rPr>
-        <w:t>Nivestam A et al.  ·  Scand J Caring Sci  ·  Dez. 2026  ·  PMID 42828510</w:t>
+        <w:t>Lv T et al.  ·  BMC Surg  ·  27.07.2026  ·  PMID 42907841</w:t>
       </w:r>
     </w:p>
     <w:p>
       <w:r>
-        <w:t>Qualitative Analyse von fünf Fokusgruppen mit 16 Fachpersonen aus fünf schwedischen Gemeinden zu Kooperationen bei präventiven Hausbesuchen für ältere Menschen.</w:t>
+        <w:t>Retrospektive Kohortenstudie zu individualisierten Pflegeplänen basierend auf modifiziertem Ernährungsscreening (abPG-SGA) bei 206 kolorektalen Krebspatienten zur Optimierung postoperativen Ernährungsstatus, Komplikationen und Verweildauer.</w:t>
       </w:r>
     </w:p>
     <w:p>
@@ -162,7 +162,7 @@
         <w:t xml:space="preserve">Ergebnis: </w:t>
       </w:r>
       <w:r>
-        <w:t>Heimbesucher arbeiten mit breitem Spektrum von Partnern zusammen: Politische Entscheidungsträger und Medien als kritisch für Unterstützung, sowie Partner im Bereich Freizeit, Partizipation, Lifelong Learning und Gesundheits-/Sozialwesen. Effektivität hängt von Unterstützung durch führende Positionen ab.</w:t>
+        <w:t>Personalisierte Pflege assoziiert mit signifikant niedrigeren Odds für Wundinfektionen (adjustiertes OR 0,26, 95%-KI 0,08–0,85, p = 0,025) und Harnwegsinfektionen (OR 0,17, 95%-KI 0,03–0,79, p = 0,022). Krankenhausaufenthalt reduziert um 1,92 Tage (adjustiertes β = -1,92, 95%-KI -3,31 bis -0,53, p = 0,007). Postoperative Prealbumin-Werte um 29,1 mg/L verbessert (p = 0,004).</w:t>
       </w:r>
     </w:p>
     <w:p>
@@ -177,7 +177,7 @@
         <w:rPr>
           <w:sz w:val="19"/>
         </w:rPr>
-        <w:t>Schweden, vergleichbare skandinavische Sozialversicherung und präventive Hausbesuchsprogramme.</w:t>
+        <w:t>China, Ernährungsmanagement-Prinzipien und Komplikationsprävention universell</w:t>
       </w:r>
     </w:p>
     <w:p>
@@ -186,7 +186,7 @@
           <w:color w:val="5A7D3A"/>
           <w:sz w:val="18"/>
         </w:rPr>
-        <w:t>https://pubmed.ncbi.nlm.nih.gov/42828510/</w:t>
+        <w:t>https://pubmed.ncbi.nlm.nih.gov/42907841/</w:t>
       </w:r>
     </w:p>
     <w:p>
@@ -194,7 +194,7 @@
         <w:pStyle w:val="Heading2"/>
       </w:pPr>
       <w:r>
-        <w:t>Todesangst bei Palliativpflegekräften in China: Faktoren und psychosoziale Ressourcen</w:t>
+        <w:t>Strukturiertes Schmerzmanagement durch Pflegende: weniger Schmerzen, bessere Zufriedenheit nach Operation</w:t>
       </w:r>
     </w:p>
     <w:p>
@@ -204,12 +204,12 @@
           <w:color w:val="666666"/>
           <w:sz w:val="18"/>
         </w:rPr>
-        <w:t>Zhang J et al.  ·  BMC Palliat Care  ·  12.09.2026  ·  PMID 42827244</w:t>
+        <w:t>Yan J et al.  ·  J Orthop Surg (Hong Kong)  ·  21.10.2026  ·  PMID 42906082</w:t>
       </w:r>
     </w:p>
     <w:p>
       <w:r>
-        <w:t>Multicenter-Querschnittstudie an 318 zertifizierten Palliativpflegekräften in 44 Krankenhäusern der Provinz Shanxi, China zu Todesangst und deren Prädiktoren.</w:t>
+        <w:t>Retrospektive Vor-Nachher-Studie (206 Patienten) zu einem von Pflegenden geleiteten Workflow mit strukturierter Schmerzerfassung (NRS-Dokumentation), Eskalation bei NRS ≥4 und Reassessment 30–60 min nach Rettungsanalgesie auf orthopädischen Stationen.</w:t>
       </w:r>
     </w:p>
     <w:p>
@@ -220,7 +220,7 @@
         <w:t xml:space="preserve">Ergebnis: </w:t>
       </w:r>
       <w:r>
-        <w:t>Median Todesangst-Score 45,0 (IQR 44–47); 95 % über Screening-Schwellenwert. Höheres Alter, weibliches Geschlecht, keine Kinder, höheres Einkommen (≥8.000 RMB) und ≥5 Jahre Berufserfahrung positiv assoziiert (p&lt;0,05); psychologisches Kapital und wahrgenommene Organisationsunterstützung negativ assoziiert (R²=0,66).</w:t>
+        <w:t>Ineffektive Schmerzkon trolle (NRS ≥4) in den ersten 24 h sank von 38,8 % auf 24,1 % (p = 0,023). Mediane Zeit bis erste Rettungsanalgesie fiel von 55 auf 30 Minuten (p &lt; 0,001). Bewegungsinduzierter Spitzenschmerz sank von 6,0 auf 5,0 (p &lt; 0,001). Hochzufriedenheit stieg von 67,3 % auf 80,6 % (p = 0,030). Adjustierte Odds Ratio für ineffektive Schmerzkon trolle: 0,53 (95%-KI 0,29–0,96).</w:t>
       </w:r>
     </w:p>
     <w:p>
@@ -235,7 +235,7 @@
         <w:rPr>
           <w:sz w:val="19"/>
         </w:rPr>
-        <w:t>China; Fragestellung psychischer Belastung ist von Systemunterschiede unabhängig.</w:t>
+        <w:t>China, universelle Schmerzbehandlungsprinzipien übertragbar</w:t>
       </w:r>
     </w:p>
     <w:p>
@@ -244,7 +244,7 @@
           <w:color w:val="5A7D3A"/>
           <w:sz w:val="18"/>
         </w:rPr>
-        <w:t>https://pubmed.ncbi.nlm.nih.gov/42827244/</w:t>
+        <w:t>https://pubmed.ncbi.nlm.nih.gov/42906082/</w:t>
       </w:r>
     </w:p>
     <w:p>
@@ -252,7 +252,7 @@
         <w:pStyle w:val="Heading2"/>
       </w:pPr>
       <w:r>
-        <w:t>Qualitätszirkel mit Projekt-Fokus verbessert TCM-Pflege bei älteren Patienten mit Radiusfrakturen</w:t>
+        <w:t>Gerontologische Kompetenzen: junge Pflegekräfte selbstbewusster, aber Kompetenzlücken bleiben</w:t>
       </w:r>
     </w:p>
     <w:p>
@@ -262,12 +262,12 @@
           <w:color w:val="666666"/>
           <w:sz w:val="18"/>
         </w:rPr>
-        <w:t>Cao N et al.  ·  Medicine (Baltimore)  ·  02.10.2026  ·  PMID 42826296</w:t>
+        <w:t>Tohmola A et al.  ·  Nurs Open  ·  Okt. 2026  ·  PMID 42905609</w:t>
       </w:r>
     </w:p>
     <w:p>
       <w:r>
-        <w:t>Retrospektive Vergleichsstudie mit 112 älteren Patienten mit konservativ behandelter Speichenbruchfraktur: 56 Routine-Pflege vs. 56 mit projektgesteuertem Qualitätszirkel-Modell plus TCM-Pflege.</w:t>
+        <w:t>Querschnittstudie mit 493 Pflegekräften (Fachkrankenpfleger und Krankenpflegehelfer) in Finnland zur Selbsteinschätzung gerontologischer Kompetenzen mit 53-Item-Instrument (11 Kompetenzbereiche).</w:t>
       </w:r>
     </w:p>
     <w:p>
@@ -278,7 +278,7 @@
         <w:t xml:space="preserve">Ergebnis: </w:t>
       </w:r>
       <w:r>
-        <w:t>Interventionsgruppe: Gesamtkomplikationen 3,6 % vs. 19,6 % (relatives Risiko 0,18, p=0,008); TCM-Interventionsrate 100 % vs. 64 % (p&lt;0,05); Cooney-Score (Handgelenkfunktion) 95 vs. 75 (p&lt;0,05); niedrigere Schmerz- und Schwellungswerte; höhere Patienten- und Mitarbeiterzufriedenheit.</w:t>
+        <w:t>Fachkrankenpfleger bewerteten Gesamtkompetenz als sehr gut oder gut. Stärkste Dimensionen: Beziehungsgestaltung, sichere Wohnumgebung, Funktionsfähigkeitserhalt. Statistische Signifikanz nur für Alter: unter 40 Jahren deutlich höhere Gesamtkompetenz als ab 50 Jahren. Defizite in einzelnen Bereichen bleiben trotz guter Gesamtbewertung. Befund unterstreicht Bedeutung kontinuierlicher Kompetenzentwicklung über gesamte Berufslaufbahn.</w:t>
       </w:r>
     </w:p>
     <w:p>
@@ -293,7 +293,7 @@
         <w:rPr>
           <w:sz w:val="19"/>
         </w:rPr>
-        <w:t>China; QCC-Modell für Qualitätsverbesserung in Langzeitpflege übertragbar.</w:t>
+        <w:t>Finnland, vergleichbare nordeuropäische Pflegeausbildung</w:t>
       </w:r>
     </w:p>
     <w:p>
@@ -302,7 +302,7 @@
           <w:color w:val="5A7D3A"/>
           <w:sz w:val="18"/>
         </w:rPr>
-        <w:t>https://pubmed.ncbi.nlm.nih.gov/42826296/</w:t>
+        <w:t>https://pubmed.ncbi.nlm.nih.gov/42905609/</w:t>
       </w:r>
     </w:p>
     <w:p>
@@ -310,7 +310,7 @@
         <w:pStyle w:val="Heading2"/>
       </w:pPr>
       <w:r>
-        <w:t>Künstliche Intelligenz in der Pflege: Gewinn durch Workflow-Effizienz, Risiken durch digitale Belastung</w:t>
+        <w:t>Häusliche Diabetesversorgung in vulnerablen Familien: Grenzen von Fachkompetenz, Bedarf an Begleitung</w:t>
       </w:r>
     </w:p>
     <w:p>
@@ -320,12 +320,12 @@
           <w:color w:val="666666"/>
           <w:sz w:val="18"/>
         </w:rPr>
-        <w:t>Zhang X et al.  ·  JMIR Nurs  ·  02.10.2026  ·  PMID 42826250</w:t>
+        <w:t>Jeppesen MN et al.  ·  Scand J Caring Sci  ·  Dez. 2026  ·  PMID 42904583</w:t>
       </w:r>
     </w:p>
     <w:p>
       <w:r>
-        <w:t>Qualitative Studie mit 35 registrierten Pflegekräften in chinesischen Kliniken zu bidirektionalen Auswirkungen von AI-Anwendungen auf Arbeitsbelastung und Ressourcen, analysiert mit Job-Demands-Resources-Modell.</w:t>
+        <w:t>Qualitative phänomenologische Studie mit 14 Fachpersonen (75 h Feldbeobachtung, Fokusgruppen) zu Herausforderungen bei häuslicher Typ-1-Diabetes-Versorgung von Kindern aus sozialen Risikosituationen in Dänemark.</w:t>
       </w:r>
     </w:p>
     <w:p>
@@ -336,7 +336,7 @@
         <w:t xml:space="preserve">Ergebnis: </w:t>
       </w:r>
       <w:r>
-        <w:t>AI bot Effizienzgewinne (Workflow-Sprung, kognitive Entlastung, Wertschätzung), erzeugte aber neue Anforderungen: kognitives Unbehagen durch fehlende Literacy, relationale Erschöpfung, digitale Wettbewerbsperfektionismus. Puffereffekte: proaktive Bewältigungsstrategien, berufliche Grenzen, organisationale Unterstützung.</w:t>
+        <w:t>Fachpersonen berichten von kontinuierlichem Lern- und Entwicklungsprozess, Anpassung von Fachkompetenz an Familienkontext erforderlich. Zentrale Dimensionen: Aufbau von Vertrauen und Beziehungsmanagement, emotionale Belastung, Umgang mit psychosozialen Problemen und ethischen Dilemmata oft jenseits vorhandener Expertise. Hauptbefund: Häusliche Diabetesversorgung erfordert Flexibilität, emotionale Bindung, erweiterte Kompetenzen; Bedarf für Struktursupervision, Peer-Support und organisatorische Anleitung.</w:t>
       </w:r>
     </w:p>
     <w:p>
@@ -351,7 +351,7 @@
         <w:rPr>
           <w:sz w:val="19"/>
         </w:rPr>
-        <w:t>China; Sicherheitsaspekt von Technologieintegration und Arbeitsbelastung international übertragbar.</w:t>
+        <w:t>Dänemark, vergleichbares nordeuropäisches Gesundheitssystem</w:t>
       </w:r>
     </w:p>
     <w:p>
@@ -360,7 +360,7 @@
           <w:color w:val="5A7D3A"/>
           <w:sz w:val="18"/>
         </w:rPr>
-        <w:t>https://pubmed.ncbi.nlm.nih.gov/42826250/</w:t>
+        <w:t>https://pubmed.ncbi.nlm.nih.gov/42904583/</w:t>
       </w:r>
     </w:p>
     <w:p>
@@ -368,7 +368,7 @@
         <w:pStyle w:val="Heading2"/>
       </w:pPr>
       <w:r>
-        <w:t>Pflegefachpersonen als Case Manager: Was Patienten nach großen Eingriffen erleben</w:t>
+        <w:t>Telecare für pflegende Angehörige: Sicherheitsempfinden stärker als technische Leistung</w:t>
       </w:r>
     </w:p>
     <w:p>
@@ -378,12 +378,12 @@
           <w:color w:val="666666"/>
           <w:sz w:val="18"/>
         </w:rPr>
-        <w:t>Acquistapace E et al.  ·  Nurs Open  ·  Sept. 2026  ·  PMID 42806862</w:t>
+        <w:t>Dolničar V et al.  ·  JMIR Aging  ·  20.10.2026  ·  PMID 42904387</w:t>
       </w:r>
     </w:p>
     <w:p>
       <w:r>
-        <w:t>Qualitative phänomenologische Studie mit 16 Patienten sechs Monate nach Zystektomie zu deren Erlebnis einer Nurse Case Manager (NCM) in einem multidisziplinären Behandlungspfad.</w:t>
+        <w:t>Querschnittstudie mit 526 pflegenden Angehörigen in Slowenien zu Annahmefaktoren von Telecare-Technologien im Licht des UTAUT-Modells, erweitert um wahrgenommene psychosoziale Outcomes (Sicherheitsgefühl, Angstreduktion, Bindung).</w:t>
       </w:r>
     </w:p>
     <w:p>
@@ -394,7 +394,7 @@
         <w:t xml:space="preserve">Ergebnis: </w:t>
       </w:r>
       <w:r>
-        <w:t>Patienten nahmen NCM als beruhigende Präsenz und zugängliche Koordinatorin wahr, die Information, Fachkontakte und Kontinuität nach Entlassung erleichterte. Keine NCM-spezifischen Barrieren; Schwierigkeiten betrafen postoperative Erholung und Adaptation.</w:t>
+        <w:t>Wahrgenommene psychosoziale Outcomes (Sicherheit, Stressabbau) zeigten stärkste Assoziation mit Nutzungsintention (β = 0,41, p &lt; 0,001) und erklärten 54 % der Varianz (R² = 0,54). Leistungserwartung (β = 0,52, p &lt; 0,001), Facilitating Conditions (β = 0,11, p = 0,005) und soziale Einflüsse (β = 0,21, p &lt; 0,001) waren zusätzliche Prädiktoren. Psychosoziale Outcomes reduzierten Koeffizient der Leistungserwartung wesentlich.</w:t>
       </w:r>
     </w:p>
     <w:p>
@@ -409,7 +409,7 @@
         <w:rPr>
           <w:sz w:val="19"/>
         </w:rPr>
-        <w:t>Italien, universitäres Klinikum; erweiterte Pflegerolle mit Case-Management-Funktionen.</w:t>
+        <w:t>Slowenien, vergleichbare südeuropäische Versicherungslogik</w:t>
       </w:r>
     </w:p>
     <w:p>
@@ -418,7 +418,7 @@
           <w:color w:val="5A7D3A"/>
           <w:sz w:val="18"/>
         </w:rPr>
-        <w:t>https://pubmed.ncbi.nlm.nih.gov/42806862/</w:t>
+        <w:t>https://pubmed.ncbi.nlm.nih.gov/42904387/</w:t>
       </w:r>
     </w:p>
     <w:sectPr>

--- a/pflege/download/studien-aktuell.docx
+++ b/pflege/download/studien-aktuell.docx
@@ -62,7 +62,7 @@
           <w:color w:val="666666"/>
           <w:sz w:val="18"/>
         </w:rPr>
-        <w:t>Stand: 23.10.2026  |  6 Studien  |  pflege.m-vf.de</w:t>
+        <w:t>Stand: 24.10.2026  |  6 Studien  |  pflege.m-vf.de</w:t>
       </w:r>
     </w:p>
     <w:p>
@@ -70,7 +70,7 @@
         <w:pStyle w:val="Heading1"/>
       </w:pPr>
       <w:r>
-        <w:t>Aufgenommen am 23.10.2026</w:t>
+        <w:t>Aufgenommen am 24.10.2026</w:t>
       </w:r>
     </w:p>
     <w:p>
@@ -78,7 +78,7 @@
         <w:pStyle w:val="Heading2"/>
       </w:pPr>
       <w:r>
-        <w:t>Demenz-Rehabilitationsprogramm mit Angehörigenunterstützung: Was bewirkt es für pflegende Angehörige?</w:t>
+        <w:t>Sturzprävention durch Schulung: Wirkung auf Wissen, Sicherheit und Fallraten bei älteren Patienten im Krankenhaus</w:t>
       </w:r>
     </w:p>
     <w:p>
@@ -88,12 +88,12 @@
           <w:color w:val="666666"/>
           <w:sz w:val="18"/>
         </w:rPr>
-        <w:t>Conradsson M et al.  ·  BMC Geriatr  ·  21.10.2026  ·  PMID 42907949</w:t>
+        <w:t>Kim E et al.  ·  BMC Geriatr  ·  27.07.2026  ·  PMID 42919133</w:t>
       </w:r>
     </w:p>
     <w:p>
       <w:r>
-        <w:t>Randomisierte Pilotstudie zu einem 20-wöchigen multiprofessionellen Rehabilitationsprogramm für Menschen mit Demenz im häuslichen Bereich, kombiniert mit Unterstützung und Schulung für pflegende Angehörige (Belastung, depressive Symptome, Lebensqualität).</w:t>
+        <w:t>Quasi-experimentelle Studie zum Vergleich einer intensiven, partizipativen Schulung (APREAL) mit Routineunterricht bei 70 älteren Patienten in koreanischen Pflegestationen.</w:t>
       </w:r>
     </w:p>
     <w:p>
@@ -104,7 +104,7 @@
         <w:t xml:space="preserve">Ergebnis: </w:t>
       </w:r>
       <w:r>
-        <w:t>95 % der Angehörigen berichteten nach den Gruppenveranstaltungen gestiegenes Wissen über Unterstützung der Erkrankten (20/21), 90 % verbesserte Bewältigungsstrategien. In Caregiver Burden Scale und Geriatric Depression Scale keine signifikanten Unterschiede zwischen Interventions- und Kontrollgruppe, aber Unterschiede in Lebensqualitäts-Subskalen zugunsten der Kontrolle in Monaten 24 und 36. Intervention zeigt gute Teilnahmefähigkeit (100 % Baseline-Assessment, 87 % bei Follow-ups).</w:t>
+        <w:t>APREAL-Gruppe zeigte signifikant höhere Werte für Sturzwissen (F=27,41; p&lt;0,001; η²=0,287), Selbstwirksamkeit (F=32,85; p&lt;0,001; η²=0,326) und Sturzpräventionsverhalten (F=93,14; p&lt;0,001; η²=0,578). Die Sturzrate war auf der Interventionsstation numerisch niedriger (0,0 vs. 2,3 pro 1.000 Patiententage), ohne statistische Kontrolle.</w:t>
       </w:r>
     </w:p>
     <w:p>
@@ -119,7 +119,7 @@
         <w:rPr>
           <w:sz w:val="19"/>
         </w:rPr>
-        <w:t>Schweden, vergleichbare Langzeitpflege-Strukturen und Versicherungssystem</w:t>
+        <w:t>Südkorea mit vergleichbarem Versorgungsmodell; Sicherheitsbefund zur Schulungseffektivität übertragbar.</w:t>
       </w:r>
     </w:p>
     <w:p>
@@ -128,7 +128,7 @@
           <w:color w:val="5A7D3A"/>
           <w:sz w:val="18"/>
         </w:rPr>
-        <w:t>https://pubmed.ncbi.nlm.nih.gov/42907949/</w:t>
+        <w:t>https://pubmed.ncbi.nlm.nih.gov/42919133/</w:t>
       </w:r>
     </w:p>
     <w:p>
@@ -136,7 +136,7 @@
         <w:pStyle w:val="Heading2"/>
       </w:pPr>
       <w:r>
-        <w:t>Personalisierte Pflegepläne zur Ernährung: weniger Wundinfektionen, kürzerer Krankenhausaufenthalt</w:t>
+        <w:t>Informationsquellen und Selbstwirksamkeit: was pflegenden Angehörigen in der Demenzbetreuung hilft</w:t>
       </w:r>
     </w:p>
     <w:p>
@@ -146,12 +146,12 @@
           <w:color w:val="666666"/>
           <w:sz w:val="18"/>
         </w:rPr>
-        <w:t>Lv T et al.  ·  BMC Surg  ·  27.07.2026  ·  PMID 42907841</w:t>
+        <w:t>Goh YL et al.  ·  BMC Geriatr  ·  28.07.2026  ·  PMID 42919127</w:t>
       </w:r>
     </w:p>
     <w:p>
       <w:r>
-        <w:t>Retrospektive Kohortenstudie zu individualisierten Pflegeplänen basierend auf modifiziertem Ernährungsscreening (abPG-SGA) bei 206 kolorektalen Krebspatienten zur Optimierung postoperativen Ernährungsstatus, Komplikationen und Verweildauer.</w:t>
+        <w:t>Querschnittstudie an 258 pflegenden Angehörigen von Demenzpatienten in Malaysia, die untersuchte, wie Demenzwissen, eHealth-Literalität und Informationsquellen deren Selbstwirksamkeit beeinflussen.</w:t>
       </w:r>
     </w:p>
     <w:p>
@@ -162,7 +162,7 @@
         <w:t xml:space="preserve">Ergebnis: </w:t>
       </w:r>
       <w:r>
-        <w:t>Personalisierte Pflege assoziiert mit signifikant niedrigeren Odds für Wundinfektionen (adjustiertes OR 0,26, 95%-KI 0,08–0,85, p = 0,025) und Harnwegsinfektionen (OR 0,17, 95%-KI 0,03–0,79, p = 0,022). Krankenhausaufenthalt reduziert um 1,92 Tage (adjustiertes β = -1,92, 95%-KI -3,31 bis -0,53, p = 0,007). Postoperative Prealbumin-Werte um 29,1 mg/L verbessert (p = 0,004).</w:t>
+        <w:t>Multiple Informationsquellen erhöhten Selbstwirksamkeit signifikant (erklärte Varianz von 6,7% auf 12,6%; p&lt;0,05). Schriftliche Materialien und ärztliche Beratung stärkten Vertrauen; Facebook und Selbsthilfegruppen verminderten Selbstwirksamkeit. Ländliche Angehörige fühlten sich weniger sicher bei Entlastungsangeboten; Verheiratete hatten weniger Schwierigkeiten mit Verhaltensproblemen.</w:t>
       </w:r>
     </w:p>
     <w:p>
@@ -177,7 +177,7 @@
         <w:rPr>
           <w:sz w:val="19"/>
         </w:rPr>
-        <w:t>China, Ernährungsmanagement-Prinzipien und Komplikationsprävention universell</w:t>
+        <w:t>Malaysia, aber Muster zu Informationseffekten auf Angehörigenbelastung international relevant.</w:t>
       </w:r>
     </w:p>
     <w:p>
@@ -186,7 +186,7 @@
           <w:color w:val="5A7D3A"/>
           <w:sz w:val="18"/>
         </w:rPr>
-        <w:t>https://pubmed.ncbi.nlm.nih.gov/42907841/</w:t>
+        <w:t>https://pubmed.ncbi.nlm.nih.gov/42919127/</w:t>
       </w:r>
     </w:p>
     <w:p>
@@ -194,7 +194,7 @@
         <w:pStyle w:val="Heading2"/>
       </w:pPr>
       <w:r>
-        <w:t>Strukturiertes Schmerzmanagement durch Pflegende: weniger Schmerzen, bessere Zufriedenheit nach Operation</w:t>
+        <w:t>Mütterliche Sterblichkeit: Schulung von Pflegefachpersonen verbessert Meldepraxis und Ermittlungen</w:t>
       </w:r>
     </w:p>
     <w:p>
@@ -204,12 +204,12 @@
           <w:color w:val="666666"/>
           <w:sz w:val="18"/>
         </w:rPr>
-        <w:t>Yan J et al.  ·  J Orthop Surg (Hong Kong)  ·  21.10.2026  ·  PMID 42906082</w:t>
+        <w:t>Pereira NAPG et al.  ·  Rev Lat Am Enfermagem  ·  16.10.2026  ·  PMID 42912033</w:t>
       </w:r>
     </w:p>
     <w:p>
       <w:r>
-        <w:t>Retrospektive Vor-Nachher-Studie (206 Patienten) zu einem von Pflegenden geleiteten Workflow mit strukturierter Schmerzerfassung (NRS-Dokumentation), Eskalation bei NRS ≥4 und Reassessment 30–60 min nach Rettungsanalgesie auf orthopädischen Stationen.</w:t>
+        <w:t>Epidemiologische Studie mit 143 Pflegefachpersonen aus dem Primärbereich in Brasilien zu Faktoren, die ihre Beteiligung an Überwachung mütterlicher Todesfälle beeinflussen.</w:t>
       </w:r>
     </w:p>
     <w:p>
@@ -220,7 +220,7 @@
         <w:t xml:space="preserve">Ergebnis: </w:t>
       </w:r>
       <w:r>
-        <w:t>Ineffektive Schmerzkon trolle (NRS ≥4) in den ersten 24 h sank von 38,8 % auf 24,1 % (p = 0,023). Mediane Zeit bis erste Rettungsanalgesie fiel von 55 auf 30 Minuten (p &lt; 0,001). Bewegungsinduzierter Spitzenschmerz sank von 6,0 auf 5,0 (p &lt; 0,001). Hochzufriedenheit stieg von 67,3 % auf 80,6 % (p = 0,030). Adjustierte Odds Ratio für ineffektive Schmerzkon trolle: 0,53 (95%-KI 0,29–0,96).</w:t>
+        <w:t>Pflegefachpersonen mit Schulung zeigten signifikant höhere Chancen, Untersuchungsverfahren durchzuführen und an Meetings der Müttersterblichkeitskommission teilzunehmen (OR=5,82; 95%-KI: 2,46–13,75). Schulung war mit Kenntnis der Ziele des Komitees und deren Umsetzung assoziiert. Zeit in der Stelle korrelierte mit Schulungsteilnahme und Untersuchungspraxis.</w:t>
       </w:r>
     </w:p>
     <w:p>
@@ -235,7 +235,7 @@
         <w:rPr>
           <w:sz w:val="19"/>
         </w:rPr>
-        <w:t>China, universelle Schmerzbehandlungsprinzipien übertragbar</w:t>
+        <w:t>Brasilien, aber Effekt von Schulung auf Versorgungspraxis in multiprofessionalen Settings übertragbar.</w:t>
       </w:r>
     </w:p>
     <w:p>
@@ -244,7 +244,7 @@
           <w:color w:val="5A7D3A"/>
           <w:sz w:val="18"/>
         </w:rPr>
-        <w:t>https://pubmed.ncbi.nlm.nih.gov/42906082/</w:t>
+        <w:t>https://pubmed.ncbi.nlm.nih.gov/42912033/</w:t>
       </w:r>
     </w:p>
     <w:p>
@@ -252,7 +252,7 @@
         <w:pStyle w:val="Heading2"/>
       </w:pPr>
       <w:r>
-        <w:t>Gerontologische Kompetenzen: junge Pflegekräfte selbstbewusster, aber Kompetenzlücken bleiben</w:t>
+        <w:t>Pflege für transgender Frauen: Barrieren, Schulungsbedarf und inklusive Praktiken</w:t>
       </w:r>
     </w:p>
     <w:p>
@@ -262,12 +262,12 @@
           <w:color w:val="666666"/>
           <w:sz w:val="18"/>
         </w:rPr>
-        <w:t>Tohmola A et al.  ·  Nurs Open  ·  Okt. 2026  ·  PMID 42905609</w:t>
+        <w:t>Vila Nova PVR et al.  ·  Rev Lat Am Enfermagem  ·  16.10.2026  ·  PMID 42912031</w:t>
       </w:r>
     </w:p>
     <w:p>
       <w:r>
-        <w:t>Querschnittstudie mit 493 Pflegekräften (Fachkrankenpfleger und Krankenpflegehelfer) in Finnland zur Selbsteinschätzung gerontologischer Kompetenzen mit 53-Item-Instrument (11 Kompetenzbereiche).</w:t>
+        <w:t>Qualitative Studie mit 94 Pflegefachpersonen aus dem Primärbereich in ganz Brasilien zur Versorgung transgender Frauen nach Leininger's Theorie der transkulturellem Pflege.</w:t>
       </w:r>
     </w:p>
     <w:p>
@@ -278,7 +278,7 @@
         <w:t xml:space="preserve">Ergebnis: </w:t>
       </w:r>
       <w:r>
-        <w:t>Fachkrankenpfleger bewerteten Gesamtkompetenz als sehr gut oder gut. Stärkste Dimensionen: Beziehungsgestaltung, sichere Wohnumgebung, Funktionsfähigkeitserhalt. Statistische Signifikanz nur für Alter: unter 40 Jahren deutlich höhere Gesamtkompetenz als ab 50 Jahren. Defizite in einzelnen Bereichen bleiben trotz guter Gesamtbewertung. Befund unterstreicht Bedeutung kontinuierlicher Kompetenzentwicklung über gesamte Berufslaufbahn.</w:t>
+        <w:t>Vier Themenbereiche: Herausforderungen und Barrieren (Vorurteile, Zugänglichkeit); wesentliche Handlungen und Versorgung; Einbeziehung und Respekt; Rolle von Pflegefachpersonen und Gemeindegesundheitsarbeitern. Mehrheit der Pflegefachpersonen hatte keine spezifische Schulung oder Protokolle für diese Bevölkerungsgruppe. Initiativen für Willkommenskultur und Gemeindegesundheitsarbeit wurden identifiziert.</w:t>
       </w:r>
     </w:p>
     <w:p>
@@ -293,7 +293,7 @@
         <w:rPr>
           <w:sz w:val="19"/>
         </w:rPr>
-        <w:t>Finnland, vergleichbare nordeuropäische Pflegeausbildung</w:t>
+        <w:t>Brasilien, qualitatives Muster zu Schulungs- und Protokolldefiziten für spezialisierte Versorgung international relevant.</w:t>
       </w:r>
     </w:p>
     <w:p>
@@ -302,7 +302,7 @@
           <w:color w:val="5A7D3A"/>
           <w:sz w:val="18"/>
         </w:rPr>
-        <w:t>https://pubmed.ncbi.nlm.nih.gov/42905609/</w:t>
+        <w:t>https://pubmed.ncbi.nlm.nih.gov/42912031/</w:t>
       </w:r>
     </w:p>
     <w:p>
@@ -310,7 +310,7 @@
         <w:pStyle w:val="Heading2"/>
       </w:pPr>
       <w:r>
-        <w:t>Häusliche Diabetesversorgung in vulnerablen Familien: Grenzen von Fachkompetenz, Bedarf an Begleitung</w:t>
+        <w:t>Aktives Altern: wer profitiert? Übergänge pflegender älterer Menschen zwischen Pflege und Freiwilligenarbeit</w:t>
       </w:r>
     </w:p>
     <w:p>
@@ -320,12 +320,12 @@
           <w:color w:val="666666"/>
           <w:sz w:val="18"/>
         </w:rPr>
-        <w:t>Jeppesen MN et al.  ·  Scand J Caring Sci  ·  Dez. 2026  ·  PMID 42904583</w:t>
+        <w:t>Cretazzo F et al.  ·  Front Public Health  ·  07.10.2026  ·  PMID 42909995</w:t>
       </w:r>
     </w:p>
     <w:p>
       <w:r>
-        <w:t>Qualitative phänomenologische Studie mit 14 Fachpersonen (75 h Feldbeobachtung, Fokusgruppen) zu Herausforderungen bei häuslicher Typ-1-Diabetes-Versorgung von Kindern aus sozialen Risikosituationen in Dänemark.</w:t>
+        <w:t>Längsschnittanalyse von SHARE-Wellen 7–9 zur Untersuchung, wie Übergänge älterer Europäer in und aus der Rolle des ‚Super-Helpers' (gleichzeitig pflegend und freiwillig tätig) mit Gesundheitsergebnissen assoziiert sind.</w:t>
       </w:r>
     </w:p>
     <w:p>
@@ -336,7 +336,7 @@
         <w:t xml:space="preserve">Ergebnis: </w:t>
       </w:r>
       <w:r>
-        <w:t>Fachpersonen berichten von kontinuierlichem Lern- und Entwicklungsprozess, Anpassung von Fachkompetenz an Familienkontext erforderlich. Zentrale Dimensionen: Aufbau von Vertrauen und Beziehungsmanagement, emotionale Belastung, Umgang mit psychosozialen Problemen und ethischen Dilemmata oft jenseits vorhandener Expertise. Hauptbefund: Häusliche Diabetesversorgung erfordert Flexibilität, emotionale Bindung, erweiterte Kompetenzen; Bedarf für Struktursupervision, Peer-Support und organisatorische Anleitung.</w:t>
+        <w:t>Übergänge von alleiniger Pflege zu Super-Helper-Rolle verbesserten Gesundheitsmerkmale; Übergänge von Freiwilligenarbeit zu Super-Helper-Rolle verschlechterten sie. Übergänge von Super-Helper zu alleiniger Freiwilligenarbeit waren kurzfristig mit schlechterer Selbstwahrnehmung und depressiven Symptomen assoziiert (besonders bei früheren Co-Wohner-Pflegenden). Respite-Care zeigte schützende Effekte gegen Überbelastung.</w:t>
       </w:r>
     </w:p>
     <w:p>
@@ -351,7 +351,7 @@
         <w:rPr>
           <w:sz w:val="19"/>
         </w:rPr>
-        <w:t>Dänemark, vergleichbares nordeuropäisches Gesundheitssystem</w:t>
+        <w:t>Europa (SHARE-Survey); Muster zu Pflegebelastung und Übergängen in Rollen für deutschsprachigen Raum relevant.</w:t>
       </w:r>
     </w:p>
     <w:p>
@@ -360,7 +360,7 @@
           <w:color w:val="5A7D3A"/>
           <w:sz w:val="18"/>
         </w:rPr>
-        <w:t>https://pubmed.ncbi.nlm.nih.gov/42904583/</w:t>
+        <w:t>https://pubmed.ncbi.nlm.nih.gov/42909995/</w:t>
       </w:r>
     </w:p>
     <w:p>
@@ -368,7 +368,7 @@
         <w:pStyle w:val="Heading2"/>
       </w:pPr>
       <w:r>
-        <w:t>Telecare für pflegende Angehörige: Sicherheitsempfinden stärker als technische Leistung</w:t>
+        <w:t>Rehabilitative Pflege im Heim: Funktionsfähigkeit, Lebensqualität und Rückkehrerfolg in Deutschland</w:t>
       </w:r>
     </w:p>
     <w:p>
@@ -378,12 +378,12 @@
           <w:color w:val="666666"/>
           <w:sz w:val="18"/>
         </w:rPr>
-        <w:t>Dolničar V et al.  ·  JMIR Aging  ·  20.10.2026  ·  PMID 42904387</w:t>
+        <w:t>Gierke F et al.  ·  Z Gerontol Geriatr  ·  02.10.2026  ·  PMID 42825944</w:t>
       </w:r>
     </w:p>
     <w:p>
       <w:r>
-        <w:t>Querschnittstudie mit 526 pflegenden Angehörigen in Slowenien zu Annahmefaktoren von Telecare-Technologien im Licht des UTAUT-Modells, erweitert um wahrgenommene psychosoziale Outcomes (Sicherheitsgefühl, Angstreduktion, Bindung).</w:t>
+        <w:t>Prospektive Einarm-Studie mit 67 Bewohnern aus drei deutschen Heimen zur Wirkung eines strukturierten rehabilitativen Aktivierungsansatzes auf funktionelle Selbstständigkeit, Gesundheit und Rückkehr nach Hause.</w:t>
       </w:r>
     </w:p>
     <w:p>
@@ -394,7 +394,7 @@
         <w:t xml:space="preserve">Ergebnis: </w:t>
       </w:r>
       <w:r>
-        <w:t>Wahrgenommene psychosoziale Outcomes (Sicherheit, Stressabbau) zeigten stärkste Assoziation mit Nutzungsintention (β = 0,41, p &lt; 0,001) und erklärten 54 % der Varianz (R² = 0,54). Leistungserwartung (β = 0,52, p &lt; 0,001), Facilitating Conditions (β = 0,11, p = 0,005) und soziale Einflüsse (β = 0,21, p &lt; 0,001) waren zusätzliche Prädiktoren. Psychosoziale Outcomes reduzierten Koeffizient der Leistungserwartung wesentlich.</w:t>
+        <w:t>Allgemeine Gesundheitswahrnehmung zeigte signifikanten Zeiteffekt (p=0,023). SF-36 zeigt signifikante Verbesserungen bei körperlicher Funktionsfähigkeit, sozialer Funktionsfähigkeit, psychischem Wohlbefinden (alle p&lt;0,05). 32,8% der Patienten (n=22) kehrten innerhalb von 6 Monaten nach Hause zurück. Funktionelle Unabhängigkeit erhöhte sich deskriptiv, aber nicht signifikant (p=0,306).</w:t>
       </w:r>
     </w:p>
     <w:p>
@@ -409,7 +409,7 @@
         <w:rPr>
           <w:sz w:val="19"/>
         </w:rPr>
-        <w:t>Slowenien, vergleichbare südeuropäische Versicherungslogik</w:t>
+        <w:t>Deutschland; Daten aus deutschen Pflegeheimen mit direkter Anwendbarkeit.</w:t>
       </w:r>
     </w:p>
     <w:p>
@@ -418,7 +418,7 @@
           <w:color w:val="5A7D3A"/>
           <w:sz w:val="18"/>
         </w:rPr>
-        <w:t>https://pubmed.ncbi.nlm.nih.gov/42904387/</w:t>
+        <w:t>https://pubmed.ncbi.nlm.nih.gov/42825944/</w:t>
       </w:r>
     </w:p>
     <w:sectPr>
